--- a/content/geography/Vrey/Bitburg.docx
+++ b/content/geography/Vrey/Bitburg.docx
@@ -7,6 +7,121 @@
         <w:t>This is a placeholder location</w:t>
       </w:r>
     </w:p>
+    <w:p/>
+    <w:p>
+      <w:r>
+        <w:t>=== Timeline</w:t>
+      </w:r>
+    </w:p>
+    <w:tbl>
+      <w:tblPr>
+        <w:tblStyle w:val="TableGrid"/>
+        <w:tblW w:w="0" w:type="auto"/>
+        <w:tblLook w:val="04A0" w:firstRow="1" w:lastRow="0" w:firstColumn="1" w:lastColumn="0" w:noHBand="0" w:noVBand="1"/>
+      </w:tblPr>
+      <w:tblGrid>
+        <w:gridCol w:w="3116"/>
+        <w:gridCol w:w="3117"/>
+        <w:gridCol w:w="3117"/>
+      </w:tblGrid>
+      <w:tr>
+        <w:tc>
+          <w:tcPr>
+            <w:tcW w:w="3116" w:type="dxa"/>
+          </w:tcPr>
+          <w:p>
+            <w:r>
+              <w:t>Period</w:t>
+            </w:r>
+          </w:p>
+        </w:tc>
+        <w:tc>
+          <w:tcPr>
+            <w:tcW w:w="3117" w:type="dxa"/>
+          </w:tcPr>
+          <w:p>
+            <w:r>
+              <w:t>Controller</w:t>
+            </w:r>
+          </w:p>
+        </w:tc>
+        <w:tc>
+          <w:tcPr>
+            <w:tcW w:w="3117" w:type="dxa"/>
+          </w:tcPr>
+          <w:p>
+            <w:r>
+              <w:t>Notes</w:t>
+            </w:r>
+          </w:p>
+        </w:tc>
+      </w:tr>
+      <w:tr>
+        <w:tc>
+          <w:tcPr>
+            <w:tcW w:w="3116" w:type="dxa"/>
+          </w:tcPr>
+          <w:p>
+            <w:r>
+              <w:t>1 – 2</w:t>
+            </w:r>
+          </w:p>
+        </w:tc>
+        <w:tc>
+          <w:tcPr>
+            <w:tcW w:w="3117" w:type="dxa"/>
+          </w:tcPr>
+          <w:p>
+            <w:r>
+              <w:t>Vrey 1</w:t>
+            </w:r>
+          </w:p>
+        </w:tc>
+        <w:tc>
+          <w:tcPr>
+            <w:tcW w:w="3117" w:type="dxa"/>
+          </w:tcPr>
+          <w:p>
+            <w:r>
+              <w:t>note 1</w:t>
+            </w:r>
+          </w:p>
+        </w:tc>
+      </w:tr>
+      <w:tr>
+        <w:tc>
+          <w:tcPr>
+            <w:tcW w:w="3116" w:type="dxa"/>
+          </w:tcPr>
+          <w:p>
+            <w:r>
+              <w:t>3 - 4</w:t>
+            </w:r>
+          </w:p>
+        </w:tc>
+        <w:tc>
+          <w:tcPr>
+            <w:tcW w:w="3117" w:type="dxa"/>
+          </w:tcPr>
+          <w:p>
+            <w:r>
+              <w:t>Vrey 2</w:t>
+            </w:r>
+          </w:p>
+        </w:tc>
+        <w:tc>
+          <w:tcPr>
+            <w:tcW w:w="3117" w:type="dxa"/>
+          </w:tcPr>
+          <w:p>
+            <w:r>
+              <w:t>note 2</w:t>
+            </w:r>
+          </w:p>
+        </w:tc>
+      </w:tr>
+    </w:tbl>
+    <w:p/>
     <w:sectPr>
       <w:pgSz w:w="12240" w:h="15840"/>
       <w:pgMar w:top="1440" w:right="1440" w:bottom="1440" w:left="1440" w:header="720" w:footer="720" w:gutter="0"/>
@@ -533,7 +648,6 @@
   <w:style w:type="character" w:default="1" w:styleId="DefaultParagraphFont">
     <w:name w:val="Default Paragraph Font"/>
     <w:uiPriority w:val="1"/>
-    <w:semiHidden/>
     <w:unhideWhenUsed/>
   </w:style>
   <w:style w:type="table" w:default="1" w:styleId="TableNormal">
@@ -613,6 +727,25 @@
     <w:tblPr>
       <w:tblStyleRowBandSize w:val="1"/>
       <w:tblStyleColBandSize w:val="1"/>
+    </w:tblPr>
+  </w:style>
+  <w:style w:type="table" w:styleId="TableGrid">
+    <w:name w:val="Table Grid"/>
+    <w:basedOn w:val="TableNormal"/>
+    <w:uiPriority w:val="39"/>
+    <w:rsid w:val="00D30965"/>
+    <w:pPr>
+      <w:spacing w:line="240" w:lineRule="auto"/>
+    </w:pPr>
+    <w:tblPr>
+      <w:tblBorders>
+        <w:top w:val="single" w:sz="4" w:space="0" w:color="auto"/>
+        <w:left w:val="single" w:sz="4" w:space="0" w:color="auto"/>
+        <w:bottom w:val="single" w:sz="4" w:space="0" w:color="auto"/>
+        <w:right w:val="single" w:sz="4" w:space="0" w:color="auto"/>
+        <w:insideH w:val="single" w:sz="4" w:space="0" w:color="auto"/>
+        <w:insideV w:val="single" w:sz="4" w:space="0" w:color="auto"/>
+      </w:tblBorders>
     </w:tblPr>
   </w:style>
 </w:styles>
